--- a/docs/dokumen-resmi/Rencana_Pemasaran_Mitrans-Astra_v2.0_DRAF.docx
+++ b/docs/dokumen-resmi/Rencana_Pemasaran_Mitrans-Astra_v2.0_DRAF.docx
@@ -6754,7 +6754,7 @@
                 <w:sz w:val="19"/>
                 <w:szCs w:val="19"/>
               </w:rPr>
-              <w:t xml:space="preserve">Rp750.000 per Lisensi Atlas yang dijual langsung; Rp2.500.000 per paket Lisensi Atlas Family</w:t>
+              <w:t xml:space="preserve">Rp750.000 per Lisensi Atlas yang dijual langsung; Rp3.000.000 per paket Lisensi Atlas Family</w:t>
             </w:r>
           </w:p>
         </w:tc>
@@ -8585,7 +8585,7 @@
                 <w:sz w:val="19"/>
                 <w:szCs w:val="19"/>
               </w:rPr>
-              <w:t xml:space="preserve">Bonus Sponsor Rp2.500.000 per paket, ditambah Fast Start Rp1.000.000 per kursi bila dijual dalam 90 hari pertamanya (paling banyak Rp5.500.000 per paket)</w:t>
+              <w:t xml:space="preserve">Bonus Sponsor Rp3.000.000 per paket, ditambah Fast Start Rp1.000.000 per kursi bila dijual dalam 90 hari pertamanya (paling banyak Rp6.000.000 per paket)</w:t>
             </w:r>
           </w:p>
         </w:tc>
@@ -16297,7 +16297,7 @@
         <w:pStyle w:val="Heading2"/>
       </w:pPr>
       <w:r>
-        <w:t xml:space="preserve">10.3 Contoh penjualan Lisensi Atlas Family</w:t>
+        <w:t xml:space="preserve">10.3 Contoh pola Lisensi Atlas Family: 2 paket per bulan selama 2 bulan</w:t>
       </w:r>
     </w:p>
     <w:p>
@@ -16305,7 +16305,46 @@
         <w:spacing w:after="120"/>
       </w:pPr>
       <w:r>
-        <w:t xml:space="preserve">Mitra PLS Contoh menjual 1 paket Lisensi Atlas Family pada bulan ke-2 dan 1 paket pada bulan ke-3 sejak aktivasi Lisensinya. Setiap paket diisi 3 orang dewasa yang masing-masing mendaftar sebagai Mitra PLS.</w:t>
+        <w:t xml:space="preserve">Keadaan yang diandaikan:</w:t>
+      </w:r>
+    </w:p>
+    <w:p>
+      <w:pPr>
+        <w:pStyle w:val="ListParagraph"/>
+        <w:numPr>
+          <w:ilvl w:val="0"/>
+          <w:numId w:val="2"/>
+        </w:numPr>
+        <w:spacing w:after="60"/>
+      </w:pPr>
+      <w:r>
+        <w:t xml:space="preserve">Mitra PLS Contoh mengaktifkan Lisensinya pada bulan ke-1, lalu menjual 2 paket Lisensi Atlas Family pada bulan ke-2 dan 2 paket pada bulan ke-3 (4 paket, 12 kursi). Setiap kursi diisi orang dewasa yang mendaftar sendiri sebagai Mitra PLS.</w:t>
+      </w:r>
+    </w:p>
+    <w:p>
+      <w:pPr>
+        <w:pStyle w:val="ListParagraph"/>
+        <w:numPr>
+          <w:ilvl w:val="0"/>
+          <w:numId w:val="2"/>
+        </w:numPr>
+        <w:spacing w:after="60"/>
+      </w:pPr>
+      <w:r>
+        <w:t xml:space="preserve">Setiap pemegang kursi utama yang ia sponsori melakukan pola yang sama pada bulan kedua dan ketiga sejak aktivasinya. Kursi kedua dan ketiga diandaikan belum menjual. Tidak ada pembatalan.</w:t>
+      </w:r>
+    </w:p>
+    <w:p>
+      <w:pPr>
+        <w:pStyle w:val="ListParagraph"/>
+        <w:numPr>
+          <w:ilvl w:val="0"/>
+          <w:numId w:val="2"/>
+        </w:numPr>
+        <w:spacing w:after="60"/>
+      </w:pPr>
+      <w:r>
+        <w:t xml:space="preserve">Pool Aktif bulan itu cukup besar sehingga setiap penjualan memperoleh bagian paling banyak Rp500.000.</w:t>
       </w:r>
     </w:p>
     <w:tbl>
@@ -16321,9 +16360,9 @@
         </w:tblBorders>
       </w:tblPr>
       <w:tblGrid>
-        <w:gridCol w:w="2920"/>
-        <w:gridCol w:w="4380"/>
-        <w:gridCol w:w="2338"/>
+        <w:gridCol w:w="2753"/>
+        <w:gridCol w:w="4681"/>
+        <w:gridCol w:w="2204"/>
       </w:tblGrid>
       <w:tr>
         <w:trPr>
@@ -16331,7 +16370,7 @@
         </w:trPr>
         <w:tc>
           <w:tcPr>
-            <w:tcW w:type="dxa" w:w="2920"/>
+            <w:tcW w:type="dxa" w:w="2753"/>
             <w:tcBorders>
               <w:top w:val="single" w:color="A6A6A6" w:sz="4"/>
               <w:left w:val="single" w:color="A6A6A6" w:sz="4"/>
@@ -16364,7 +16403,7 @@
         </w:tc>
         <w:tc>
           <w:tcPr>
-            <w:tcW w:type="dxa" w:w="4380"/>
+            <w:tcW w:type="dxa" w:w="4681"/>
             <w:tcBorders>
               <w:top w:val="single" w:color="A6A6A6" w:sz="4"/>
               <w:left w:val="single" w:color="A6A6A6" w:sz="4"/>
@@ -16397,7 +16436,7 @@
         </w:tc>
         <w:tc>
           <w:tcPr>
-            <w:tcW w:type="dxa" w:w="2338"/>
+            <w:tcW w:type="dxa" w:w="2204"/>
             <w:tcBorders>
               <w:top w:val="single" w:color="A6A6A6" w:sz="4"/>
               <w:left w:val="single" w:color="A6A6A6" w:sz="4"/>
@@ -16424,7 +16463,7 @@
                 <w:sz w:val="19"/>
                 <w:szCs w:val="19"/>
               </w:rPr>
-              <w:t xml:space="preserve">Jumlah</w:t>
+              <w:t xml:space="preserve">Jumlah 90 hari</w:t>
             </w:r>
           </w:p>
         </w:tc>
@@ -16432,7 +16471,7 @@
       <w:tr>
         <w:tc>
           <w:tcPr>
-            <w:tcW w:type="dxa" w:w="2920"/>
+            <w:tcW w:type="dxa" w:w="2753"/>
             <w:tcBorders>
               <w:top w:val="single" w:color="A6A6A6" w:sz="4"/>
               <w:left w:val="single" w:color="A6A6A6" w:sz="4"/>
@@ -16463,38 +16502,38 @@
         </w:tc>
         <w:tc>
           <w:tcPr>
-            <w:tcW w:type="dxa" w:w="4380"/>
-            <w:tcBorders>
-              <w:top w:val="single" w:color="A6A6A6" w:sz="4"/>
-              <w:left w:val="single" w:color="A6A6A6" w:sz="4"/>
-              <w:bottom w:val="single" w:color="A6A6A6" w:sz="4"/>
-              <w:right w:val="single" w:color="A6A6A6" w:sz="4"/>
-            </w:tcBorders>
-            <w:tcMar>
-              <w:top w:type="dxa" w:w="60"/>
-              <w:left w:type="dxa" w:w="100"/>
-              <w:bottom w:type="dxa" w:w="60"/>
-              <w:right w:type="dxa" w:w="100"/>
-            </w:tcMar>
-          </w:tcPr>
-          <w:p>
-            <w:pPr>
-              <w:jc w:val="left"/>
-            </w:pPr>
-            <w:r>
-              <w:rPr>
-                <w:b w:val="false"/>
-                <w:bCs w:val="false"/>
-                <w:sz w:val="19"/>
-                <w:szCs w:val="19"/>
-              </w:rPr>
-              <w:t xml:space="preserve">2 paket × Rp2.500.000</w:t>
-            </w:r>
-          </w:p>
-        </w:tc>
-        <w:tc>
-          <w:tcPr>
-            <w:tcW w:type="dxa" w:w="2338"/>
+            <w:tcW w:type="dxa" w:w="4681"/>
+            <w:tcBorders>
+              <w:top w:val="single" w:color="A6A6A6" w:sz="4"/>
+              <w:left w:val="single" w:color="A6A6A6" w:sz="4"/>
+              <w:bottom w:val="single" w:color="A6A6A6" w:sz="4"/>
+              <w:right w:val="single" w:color="A6A6A6" w:sz="4"/>
+            </w:tcBorders>
+            <w:tcMar>
+              <w:top w:type="dxa" w:w="60"/>
+              <w:left w:type="dxa" w:w="100"/>
+              <w:bottom w:type="dxa" w:w="60"/>
+              <w:right w:type="dxa" w:w="100"/>
+            </w:tcMar>
+          </w:tcPr>
+          <w:p>
+            <w:pPr>
+              <w:jc w:val="left"/>
+            </w:pPr>
+            <w:r>
+              <w:rPr>
+                <w:b w:val="false"/>
+                <w:bCs w:val="false"/>
+                <w:sz w:val="19"/>
+                <w:szCs w:val="19"/>
+              </w:rPr>
+              <w:t xml:space="preserve">4 paket × Rp3.000.000</w:t>
+            </w:r>
+          </w:p>
+        </w:tc>
+        <w:tc>
+          <w:tcPr>
+            <w:tcW w:type="dxa" w:w="2204"/>
             <w:tcBorders>
               <w:top w:val="single" w:color="A6A6A6" w:sz="4"/>
               <w:left w:val="single" w:color="A6A6A6" w:sz="4"/>
@@ -16519,7 +16558,7 @@
                 <w:sz w:val="19"/>
                 <w:szCs w:val="19"/>
               </w:rPr>
-              <w:t xml:space="preserve">Rp5.000.000</w:t>
+              <w:t xml:space="preserve">Rp12.000.000</w:t>
             </w:r>
           </w:p>
         </w:tc>
@@ -16527,7 +16566,7 @@
       <w:tr>
         <w:tc>
           <w:tcPr>
-            <w:tcW w:type="dxa" w:w="2920"/>
+            <w:tcW w:type="dxa" w:w="2753"/>
             <w:tcBorders>
               <w:top w:val="single" w:color="A6A6A6" w:sz="4"/>
               <w:left w:val="single" w:color="A6A6A6" w:sz="4"/>
@@ -16559,39 +16598,39 @@
         </w:tc>
         <w:tc>
           <w:tcPr>
-            <w:tcW w:type="dxa" w:w="4380"/>
-            <w:tcBorders>
-              <w:top w:val="single" w:color="A6A6A6" w:sz="4"/>
-              <w:left w:val="single" w:color="A6A6A6" w:sz="4"/>
-              <w:bottom w:val="single" w:color="A6A6A6" w:sz="4"/>
-              <w:right w:val="single" w:color="A6A6A6" w:sz="4"/>
-            </w:tcBorders>
-            <w:shd w:fill="F2F6FA" w:color="auto" w:val="clear"/>
-            <w:tcMar>
-              <w:top w:type="dxa" w:w="60"/>
-              <w:left w:type="dxa" w:w="100"/>
-              <w:bottom w:type="dxa" w:w="60"/>
-              <w:right w:type="dxa" w:w="100"/>
-            </w:tcMar>
-          </w:tcPr>
-          <w:p>
-            <w:pPr>
-              <w:jc w:val="left"/>
-            </w:pPr>
-            <w:r>
-              <w:rPr>
-                <w:b w:val="false"/>
-                <w:bCs w:val="false"/>
-                <w:sz w:val="19"/>
-                <w:szCs w:val="19"/>
-              </w:rPr>
-              <w:t xml:space="preserve">6 kursi × Rp1.000.000</w:t>
-            </w:r>
-          </w:p>
-        </w:tc>
-        <w:tc>
-          <w:tcPr>
-            <w:tcW w:type="dxa" w:w="2338"/>
+            <w:tcW w:type="dxa" w:w="4681"/>
+            <w:tcBorders>
+              <w:top w:val="single" w:color="A6A6A6" w:sz="4"/>
+              <w:left w:val="single" w:color="A6A6A6" w:sz="4"/>
+              <w:bottom w:val="single" w:color="A6A6A6" w:sz="4"/>
+              <w:right w:val="single" w:color="A6A6A6" w:sz="4"/>
+            </w:tcBorders>
+            <w:shd w:fill="F2F6FA" w:color="auto" w:val="clear"/>
+            <w:tcMar>
+              <w:top w:type="dxa" w:w="60"/>
+              <w:left w:type="dxa" w:w="100"/>
+              <w:bottom w:type="dxa" w:w="60"/>
+              <w:right w:type="dxa" w:w="100"/>
+            </w:tcMar>
+          </w:tcPr>
+          <w:p>
+            <w:pPr>
+              <w:jc w:val="left"/>
+            </w:pPr>
+            <w:r>
+              <w:rPr>
+                <w:b w:val="false"/>
+                <w:bCs w:val="false"/>
+                <w:sz w:val="19"/>
+                <w:szCs w:val="19"/>
+              </w:rPr>
+              <w:t xml:space="preserve">12 kursi × Rp1.000.000</w:t>
+            </w:r>
+          </w:p>
+        </w:tc>
+        <w:tc>
+          <w:tcPr>
+            <w:tcW w:type="dxa" w:w="2204"/>
             <w:tcBorders>
               <w:top w:val="single" w:color="A6A6A6" w:sz="4"/>
               <w:left w:val="single" w:color="A6A6A6" w:sz="4"/>
@@ -16617,7 +16656,7 @@
                 <w:sz w:val="19"/>
                 <w:szCs w:val="19"/>
               </w:rPr>
-              <w:t xml:space="preserve">Rp6.000.000</w:t>
+              <w:t xml:space="preserve">Rp12.000.000</w:t>
             </w:r>
           </w:p>
         </w:tc>
@@ -16625,7 +16664,7 @@
       <w:tr>
         <w:tc>
           <w:tcPr>
-            <w:tcW w:type="dxa" w:w="2920"/>
+            <w:tcW w:type="dxa" w:w="2753"/>
             <w:tcBorders>
               <w:top w:val="single" w:color="A6A6A6" w:sz="4"/>
               <w:left w:val="single" w:color="A6A6A6" w:sz="4"/>
@@ -16656,38 +16695,38 @@
         </w:tc>
         <w:tc>
           <w:tcPr>
-            <w:tcW w:type="dxa" w:w="4380"/>
-            <w:tcBorders>
-              <w:top w:val="single" w:color="A6A6A6" w:sz="4"/>
-              <w:left w:val="single" w:color="A6A6A6" w:sz="4"/>
-              <w:bottom w:val="single" w:color="A6A6A6" w:sz="4"/>
-              <w:right w:val="single" w:color="A6A6A6" w:sz="4"/>
-            </w:tcBorders>
-            <w:tcMar>
-              <w:top w:type="dxa" w:w="60"/>
-              <w:left w:type="dxa" w:w="100"/>
-              <w:bottom w:type="dxa" w:w="60"/>
-              <w:right w:type="dxa" w:w="100"/>
-            </w:tcMar>
-          </w:tcPr>
-          <w:p>
-            <w:pPr>
-              <w:jc w:val="left"/>
-            </w:pPr>
-            <w:r>
-              <w:rPr>
-                <w:b w:val="false"/>
-                <w:bCs w:val="false"/>
-                <w:sz w:val="19"/>
-                <w:szCs w:val="19"/>
-              </w:rPr>
-              <w:t xml:space="preserve">Sesuai jaringan yang terbentuk</w:t>
-            </w:r>
-          </w:p>
-        </w:tc>
-        <w:tc>
-          <w:tcPr>
-            <w:tcW w:type="dxa" w:w="2338"/>
+            <w:tcW w:type="dxa" w:w="4681"/>
+            <w:tcBorders>
+              <w:top w:val="single" w:color="A6A6A6" w:sz="4"/>
+              <w:left w:val="single" w:color="A6A6A6" w:sz="4"/>
+              <w:bottom w:val="single" w:color="A6A6A6" w:sz="4"/>
+              <w:right w:val="single" w:color="A6A6A6" w:sz="4"/>
+            </w:tcBorders>
+            <w:tcMar>
+              <w:top w:type="dxa" w:w="60"/>
+              <w:left w:type="dxa" w:w="100"/>
+              <w:bottom w:type="dxa" w:w="60"/>
+              <w:right w:type="dxa" w:w="100"/>
+            </w:tcMar>
+          </w:tcPr>
+          <w:p>
+            <w:pPr>
+              <w:jc w:val="left"/>
+            </w:pPr>
+            <w:r>
+              <w:rPr>
+                <w:b w:val="false"/>
+                <w:bCs w:val="false"/>
+                <w:sz w:val="19"/>
+                <w:szCs w:val="19"/>
+              </w:rPr>
+              <w:t xml:space="preserve">Sesuai jaringan yang terbentuk dalam 90 hari</w:t>
+            </w:r>
+          </w:p>
+        </w:tc>
+        <w:tc>
+          <w:tcPr>
+            <w:tcW w:type="dxa" w:w="2204"/>
             <w:tcBorders>
               <w:top w:val="single" w:color="A6A6A6" w:sz="4"/>
               <w:left w:val="single" w:color="A6A6A6" w:sz="4"/>
@@ -16712,7 +16751,7 @@
                 <w:sz w:val="19"/>
                 <w:szCs w:val="19"/>
               </w:rPr>
-              <w:t xml:space="preserve">Rp450.000</w:t>
+              <w:t xml:space="preserve">Rp1.800.000</w:t>
             </w:r>
           </w:p>
         </w:tc>
@@ -16720,7 +16759,7 @@
       <w:tr>
         <w:tc>
           <w:tcPr>
-            <w:tcW w:type="dxa" w:w="2920"/>
+            <w:tcW w:type="dxa" w:w="2753"/>
             <w:tcBorders>
               <w:top w:val="single" w:color="A6A6A6" w:sz="4"/>
               <w:left w:val="single" w:color="A6A6A6" w:sz="4"/>
@@ -16752,39 +16791,39 @@
         </w:tc>
         <w:tc>
           <w:tcPr>
-            <w:tcW w:type="dxa" w:w="4380"/>
-            <w:tcBorders>
-              <w:top w:val="single" w:color="A6A6A6" w:sz="4"/>
-              <w:left w:val="single" w:color="A6A6A6" w:sz="4"/>
-              <w:bottom w:val="single" w:color="A6A6A6" w:sz="4"/>
-              <w:right w:val="single" w:color="A6A6A6" w:sz="4"/>
-            </w:tcBorders>
-            <w:shd w:fill="F2F6FA" w:color="auto" w:val="clear"/>
-            <w:tcMar>
-              <w:top w:type="dxa" w:w="60"/>
-              <w:left w:type="dxa" w:w="100"/>
-              <w:bottom w:type="dxa" w:w="60"/>
-              <w:right w:type="dxa" w:w="100"/>
-            </w:tcMar>
-          </w:tcPr>
-          <w:p>
-            <w:pPr>
-              <w:jc w:val="left"/>
-            </w:pPr>
-            <w:r>
-              <w:rPr>
-                <w:b w:val="false"/>
-                <w:bCs w:val="false"/>
-                <w:sz w:val="19"/>
-                <w:szCs w:val="19"/>
-              </w:rPr>
-              <w:t xml:space="preserve">25% × Bonus Pasangan kursi utama yang ia sponsori</w:t>
-            </w:r>
-          </w:p>
-        </w:tc>
-        <w:tc>
-          <w:tcPr>
-            <w:tcW w:type="dxa" w:w="2338"/>
+            <w:tcW w:type="dxa" w:w="4681"/>
+            <w:tcBorders>
+              <w:top w:val="single" w:color="A6A6A6" w:sz="4"/>
+              <w:left w:val="single" w:color="A6A6A6" w:sz="4"/>
+              <w:bottom w:val="single" w:color="A6A6A6" w:sz="4"/>
+              <w:right w:val="single" w:color="A6A6A6" w:sz="4"/>
+            </w:tcBorders>
+            <w:shd w:fill="F2F6FA" w:color="auto" w:val="clear"/>
+            <w:tcMar>
+              <w:top w:type="dxa" w:w="60"/>
+              <w:left w:type="dxa" w:w="100"/>
+              <w:bottom w:type="dxa" w:w="60"/>
+              <w:right w:type="dxa" w:w="100"/>
+            </w:tcMar>
+          </w:tcPr>
+          <w:p>
+            <w:pPr>
+              <w:jc w:val="left"/>
+            </w:pPr>
+            <w:r>
+              <w:rPr>
+                <w:b w:val="false"/>
+                <w:bCs w:val="false"/>
+                <w:sz w:val="19"/>
+                <w:szCs w:val="19"/>
+              </w:rPr>
+              <w:t xml:space="preserve">25% × Bonus Pasangan generasi 1–3</w:t>
+            </w:r>
+          </w:p>
+        </w:tc>
+        <w:tc>
+          <w:tcPr>
+            <w:tcW w:type="dxa" w:w="2204"/>
             <w:tcBorders>
               <w:top w:val="single" w:color="A6A6A6" w:sz="4"/>
               <w:left w:val="single" w:color="A6A6A6" w:sz="4"/>
@@ -16810,7 +16849,7 @@
                 <w:sz w:val="19"/>
                 <w:szCs w:val="19"/>
               </w:rPr>
-              <w:t xml:space="preserve">Rp75.000</w:t>
+              <w:t xml:space="preserve">Rp525.000</w:t>
             </w:r>
           </w:p>
         </w:tc>
@@ -16818,13 +16857,109 @@
       <w:tr>
         <w:tc>
           <w:tcPr>
-            <w:tcW w:type="dxa" w:w="2920"/>
-            <w:tcBorders>
-              <w:top w:val="single" w:color="A6A6A6" w:sz="4"/>
-              <w:left w:val="single" w:color="A6A6A6" w:sz="4"/>
-              <w:bottom w:val="single" w:color="A6A6A6" w:sz="4"/>
-              <w:right w:val="single" w:color="A6A6A6" w:sz="4"/>
-            </w:tcBorders>
+            <w:tcW w:type="dxa" w:w="2753"/>
+            <w:tcBorders>
+              <w:top w:val="single" w:color="A6A6A6" w:sz="4"/>
+              <w:left w:val="single" w:color="A6A6A6" w:sz="4"/>
+              <w:bottom w:val="single" w:color="A6A6A6" w:sz="4"/>
+              <w:right w:val="single" w:color="A6A6A6" w:sz="4"/>
+            </w:tcBorders>
+            <w:tcMar>
+              <w:top w:type="dxa" w:w="60"/>
+              <w:left w:type="dxa" w:w="100"/>
+              <w:bottom w:type="dxa" w:w="60"/>
+              <w:right w:type="dxa" w:w="100"/>
+            </w:tcMar>
+          </w:tcPr>
+          <w:p>
+            <w:pPr>
+              <w:jc w:val="left"/>
+            </w:pPr>
+            <w:r>
+              <w:rPr>
+                <w:b w:val="false"/>
+                <w:bCs w:val="false"/>
+                <w:sz w:val="19"/>
+                <w:szCs w:val="19"/>
+              </w:rPr>
+              <w:t xml:space="preserve">Bonus Pendamping</w:t>
+            </w:r>
+          </w:p>
+        </w:tc>
+        <w:tc>
+          <w:tcPr>
+            <w:tcW w:type="dxa" w:w="4681"/>
+            <w:tcBorders>
+              <w:top w:val="single" w:color="A6A6A6" w:sz="4"/>
+              <w:left w:val="single" w:color="A6A6A6" w:sz="4"/>
+              <w:bottom w:val="single" w:color="A6A6A6" w:sz="4"/>
+              <w:right w:val="single" w:color="A6A6A6" w:sz="4"/>
+            </w:tcBorders>
+            <w:tcMar>
+              <w:top w:type="dxa" w:w="60"/>
+              <w:left w:type="dxa" w:w="100"/>
+              <w:bottom w:type="dxa" w:w="60"/>
+              <w:right w:type="dxa" w:w="100"/>
+            </w:tcMar>
+          </w:tcPr>
+          <w:p>
+            <w:pPr>
+              <w:jc w:val="left"/>
+            </w:pPr>
+            <w:r>
+              <w:rPr>
+                <w:b w:val="false"/>
+                <w:bCs w:val="false"/>
+                <w:sz w:val="19"/>
+                <w:szCs w:val="19"/>
+              </w:rPr>
+              <w:t xml:space="preserve">2 kursi utama binaan membuat penjualan Fast Start pertamanya dalam 90 hari Mitra PLS Contoh</w:t>
+            </w:r>
+          </w:p>
+        </w:tc>
+        <w:tc>
+          <w:tcPr>
+            <w:tcW w:type="dxa" w:w="2204"/>
+            <w:tcBorders>
+              <w:top w:val="single" w:color="A6A6A6" w:sz="4"/>
+              <w:left w:val="single" w:color="A6A6A6" w:sz="4"/>
+              <w:bottom w:val="single" w:color="A6A6A6" w:sz="4"/>
+              <w:right w:val="single" w:color="A6A6A6" w:sz="4"/>
+            </w:tcBorders>
+            <w:tcMar>
+              <w:top w:type="dxa" w:w="60"/>
+              <w:left w:type="dxa" w:w="100"/>
+              <w:bottom w:type="dxa" w:w="60"/>
+              <w:right w:type="dxa" w:w="100"/>
+            </w:tcMar>
+          </w:tcPr>
+          <w:p>
+            <w:pPr>
+              <w:jc w:val="right"/>
+            </w:pPr>
+            <w:r>
+              <w:rPr>
+                <w:b w:val="false"/>
+                <w:bCs w:val="false"/>
+                <w:sz w:val="19"/>
+                <w:szCs w:val="19"/>
+              </w:rPr>
+              <w:t xml:space="preserve">Rp200.000</w:t>
+            </w:r>
+          </w:p>
+        </w:tc>
+      </w:tr>
+      <w:tr>
+        <w:tc>
+          <w:tcPr>
+            <w:tcW w:type="dxa" w:w="2753"/>
+            <w:tcBorders>
+              <w:top w:val="single" w:color="A6A6A6" w:sz="4"/>
+              <w:left w:val="single" w:color="A6A6A6" w:sz="4"/>
+              <w:bottom w:val="single" w:color="A6A6A6" w:sz="4"/>
+              <w:right w:val="single" w:color="A6A6A6" w:sz="4"/>
+            </w:tcBorders>
+            <w:shd w:fill="F2F6FA" w:color="auto" w:val="clear"/>
             <w:tcMar>
               <w:top w:type="dxa" w:w="60"/>
               <w:left w:type="dxa" w:w="100"/>
@@ -16849,35 +16984,37 @@
         </w:tc>
         <w:tc>
           <w:tcPr>
-            <w:tcW w:type="dxa" w:w="4380"/>
-            <w:tcBorders>
-              <w:top w:val="single" w:color="A6A6A6" w:sz="4"/>
-              <w:left w:val="single" w:color="A6A6A6" w:sz="4"/>
-              <w:bottom w:val="single" w:color="A6A6A6" w:sz="4"/>
-              <w:right w:val="single" w:color="A6A6A6" w:sz="4"/>
-            </w:tcBorders>
-            <w:tcMar>
-              <w:top w:type="dxa" w:w="60"/>
-              <w:left w:type="dxa" w:w="100"/>
-              <w:bottom w:type="dxa" w:w="60"/>
-              <w:right w:type="dxa" w:w="100"/>
-            </w:tcMar>
-          </w:tcPr>
-          <w:p>
-            <w:pPr>
-              <w:jc w:val="left"/>
-            </w:pPr>
-          </w:p>
-        </w:tc>
-        <w:tc>
-          <w:tcPr>
-            <w:tcW w:type="dxa" w:w="2338"/>
-            <w:tcBorders>
-              <w:top w:val="single" w:color="A6A6A6" w:sz="4"/>
-              <w:left w:val="single" w:color="A6A6A6" w:sz="4"/>
-              <w:bottom w:val="single" w:color="A6A6A6" w:sz="4"/>
-              <w:right w:val="single" w:color="A6A6A6" w:sz="4"/>
-            </w:tcBorders>
+            <w:tcW w:type="dxa" w:w="4681"/>
+            <w:tcBorders>
+              <w:top w:val="single" w:color="A6A6A6" w:sz="4"/>
+              <w:left w:val="single" w:color="A6A6A6" w:sz="4"/>
+              <w:bottom w:val="single" w:color="A6A6A6" w:sz="4"/>
+              <w:right w:val="single" w:color="A6A6A6" w:sz="4"/>
+            </w:tcBorders>
+            <w:shd w:fill="F2F6FA" w:color="auto" w:val="clear"/>
+            <w:tcMar>
+              <w:top w:type="dxa" w:w="60"/>
+              <w:left w:type="dxa" w:w="100"/>
+              <w:bottom w:type="dxa" w:w="60"/>
+              <w:right w:type="dxa" w:w="100"/>
+            </w:tcMar>
+          </w:tcPr>
+          <w:p>
+            <w:pPr>
+              <w:jc w:val="left"/>
+            </w:pPr>
+          </w:p>
+        </w:tc>
+        <w:tc>
+          <w:tcPr>
+            <w:tcW w:type="dxa" w:w="2204"/>
+            <w:tcBorders>
+              <w:top w:val="single" w:color="A6A6A6" w:sz="4"/>
+              <w:left w:val="single" w:color="A6A6A6" w:sz="4"/>
+              <w:bottom w:val="single" w:color="A6A6A6" w:sz="4"/>
+              <w:right w:val="single" w:color="A6A6A6" w:sz="4"/>
+            </w:tcBorders>
+            <w:shd w:fill="F2F6FA" w:color="auto" w:val="clear"/>
             <w:tcMar>
               <w:top w:type="dxa" w:w="60"/>
               <w:left w:type="dxa" w:w="100"/>
@@ -16896,7 +17033,7 @@
                 <w:sz w:val="19"/>
                 <w:szCs w:val="19"/>
               </w:rPr>
-              <w:t xml:space="preserve">Rp11.525.000</w:t>
+              <w:t xml:space="preserve">Rp26.525.000</w:t>
             </w:r>
           </w:p>
         </w:tc>
@@ -16904,14 +17041,13 @@
       <w:tr>
         <w:tc>
           <w:tcPr>
-            <w:tcW w:type="dxa" w:w="2920"/>
-            <w:tcBorders>
-              <w:top w:val="single" w:color="A6A6A6" w:sz="4"/>
-              <w:left w:val="single" w:color="A6A6A6" w:sz="4"/>
-              <w:bottom w:val="single" w:color="A6A6A6" w:sz="4"/>
-              <w:right w:val="single" w:color="A6A6A6" w:sz="4"/>
-            </w:tcBorders>
-            <w:shd w:fill="F2F6FA" w:color="auto" w:val="clear"/>
+            <w:tcW w:type="dxa" w:w="2753"/>
+            <w:tcBorders>
+              <w:top w:val="single" w:color="A6A6A6" w:sz="4"/>
+              <w:left w:val="single" w:color="A6A6A6" w:sz="4"/>
+              <w:bottom w:val="single" w:color="A6A6A6" w:sz="4"/>
+              <w:right w:val="single" w:color="A6A6A6" w:sz="4"/>
+            </w:tcBorders>
             <w:tcMar>
               <w:top w:type="dxa" w:w="60"/>
               <w:left w:type="dxa" w:w="100"/>
@@ -16936,46 +17072,44 @@
         </w:tc>
         <w:tc>
           <w:tcPr>
-            <w:tcW w:type="dxa" w:w="4380"/>
-            <w:tcBorders>
-              <w:top w:val="single" w:color="A6A6A6" w:sz="4"/>
-              <w:left w:val="single" w:color="A6A6A6" w:sz="4"/>
-              <w:bottom w:val="single" w:color="A6A6A6" w:sz="4"/>
-              <w:right w:val="single" w:color="A6A6A6" w:sz="4"/>
-            </w:tcBorders>
-            <w:shd w:fill="F2F6FA" w:color="auto" w:val="clear"/>
-            <w:tcMar>
-              <w:top w:type="dxa" w:w="60"/>
-              <w:left w:type="dxa" w:w="100"/>
-              <w:bottom w:type="dxa" w:w="60"/>
-              <w:right w:type="dxa" w:w="100"/>
-            </w:tcMar>
-          </w:tcPr>
-          <w:p>
-            <w:pPr>
-              <w:jc w:val="left"/>
-            </w:pPr>
-            <w:r>
-              <w:rPr>
-                <w:b w:val="false"/>
-                <w:bCs w:val="false"/>
-                <w:sz w:val="19"/>
-                <w:szCs w:val="19"/>
-              </w:rPr>
-              <w:t xml:space="preserve">6 penjualan × paling banyak Rp500.000</w:t>
-            </w:r>
-          </w:p>
-        </w:tc>
-        <w:tc>
-          <w:tcPr>
-            <w:tcW w:type="dxa" w:w="2338"/>
-            <w:tcBorders>
-              <w:top w:val="single" w:color="A6A6A6" w:sz="4"/>
-              <w:left w:val="single" w:color="A6A6A6" w:sz="4"/>
-              <w:bottom w:val="single" w:color="A6A6A6" w:sz="4"/>
-              <w:right w:val="single" w:color="A6A6A6" w:sz="4"/>
-            </w:tcBorders>
-            <w:shd w:fill="F2F6FA" w:color="auto" w:val="clear"/>
+            <w:tcW w:type="dxa" w:w="4681"/>
+            <w:tcBorders>
+              <w:top w:val="single" w:color="A6A6A6" w:sz="4"/>
+              <w:left w:val="single" w:color="A6A6A6" w:sz="4"/>
+              <w:bottom w:val="single" w:color="A6A6A6" w:sz="4"/>
+              <w:right w:val="single" w:color="A6A6A6" w:sz="4"/>
+            </w:tcBorders>
+            <w:tcMar>
+              <w:top w:type="dxa" w:w="60"/>
+              <w:left w:type="dxa" w:w="100"/>
+              <w:bottom w:type="dxa" w:w="60"/>
+              <w:right w:type="dxa" w:w="100"/>
+            </w:tcMar>
+          </w:tcPr>
+          <w:p>
+            <w:pPr>
+              <w:jc w:val="left"/>
+            </w:pPr>
+            <w:r>
+              <w:rPr>
+                <w:b w:val="false"/>
+                <w:bCs w:val="false"/>
+                <w:sz w:val="19"/>
+                <w:szCs w:val="19"/>
+              </w:rPr>
+              <w:t xml:space="preserve">12 penjualan × paling banyak Rp500.000 (tidak tetap)</w:t>
+            </w:r>
+          </w:p>
+        </w:tc>
+        <w:tc>
+          <w:tcPr>
+            <w:tcW w:type="dxa" w:w="2204"/>
+            <w:tcBorders>
+              <w:top w:val="single" w:color="A6A6A6" w:sz="4"/>
+              <w:left w:val="single" w:color="A6A6A6" w:sz="4"/>
+              <w:bottom w:val="single" w:color="A6A6A6" w:sz="4"/>
+              <w:right w:val="single" w:color="A6A6A6" w:sz="4"/>
+            </w:tcBorders>
             <w:tcMar>
               <w:top w:type="dxa" w:w="60"/>
               <w:left w:type="dxa" w:w="100"/>
@@ -16994,7 +17128,7 @@
                 <w:sz w:val="19"/>
                 <w:szCs w:val="19"/>
               </w:rPr>
-              <w:t xml:space="preserve">Rp3.000.000</w:t>
+              <w:t xml:space="preserve">Rp6.000.000</w:t>
             </w:r>
           </w:p>
         </w:tc>
@@ -17002,13 +17136,14 @@
       <w:tr>
         <w:tc>
           <w:tcPr>
-            <w:tcW w:type="dxa" w:w="2920"/>
-            <w:tcBorders>
-              <w:top w:val="single" w:color="A6A6A6" w:sz="4"/>
-              <w:left w:val="single" w:color="A6A6A6" w:sz="4"/>
-              <w:bottom w:val="single" w:color="A6A6A6" w:sz="4"/>
-              <w:right w:val="single" w:color="A6A6A6" w:sz="4"/>
-            </w:tcBorders>
+            <w:tcW w:type="dxa" w:w="2753"/>
+            <w:tcBorders>
+              <w:top w:val="single" w:color="A6A6A6" w:sz="4"/>
+              <w:left w:val="single" w:color="A6A6A6" w:sz="4"/>
+              <w:bottom w:val="single" w:color="A6A6A6" w:sz="4"/>
+              <w:right w:val="single" w:color="A6A6A6" w:sz="4"/>
+            </w:tcBorders>
+            <w:shd w:fill="F2F6FA" w:color="auto" w:val="clear"/>
             <w:tcMar>
               <w:top w:type="dxa" w:w="60"/>
               <w:left w:type="dxa" w:w="100"/>
@@ -17033,35 +17168,37 @@
         </w:tc>
         <w:tc>
           <w:tcPr>
-            <w:tcW w:type="dxa" w:w="4380"/>
-            <w:tcBorders>
-              <w:top w:val="single" w:color="A6A6A6" w:sz="4"/>
-              <w:left w:val="single" w:color="A6A6A6" w:sz="4"/>
-              <w:bottom w:val="single" w:color="A6A6A6" w:sz="4"/>
-              <w:right w:val="single" w:color="A6A6A6" w:sz="4"/>
-            </w:tcBorders>
-            <w:tcMar>
-              <w:top w:type="dxa" w:w="60"/>
-              <w:left w:type="dxa" w:w="100"/>
-              <w:bottom w:type="dxa" w:w="60"/>
-              <w:right w:type="dxa" w:w="100"/>
-            </w:tcMar>
-          </w:tcPr>
-          <w:p>
-            <w:pPr>
-              <w:jc w:val="left"/>
-            </w:pPr>
-          </w:p>
-        </w:tc>
-        <w:tc>
-          <w:tcPr>
-            <w:tcW w:type="dxa" w:w="2338"/>
-            <w:tcBorders>
-              <w:top w:val="single" w:color="A6A6A6" w:sz="4"/>
-              <w:left w:val="single" w:color="A6A6A6" w:sz="4"/>
-              <w:bottom w:val="single" w:color="A6A6A6" w:sz="4"/>
-              <w:right w:val="single" w:color="A6A6A6" w:sz="4"/>
-            </w:tcBorders>
+            <w:tcW w:type="dxa" w:w="4681"/>
+            <w:tcBorders>
+              <w:top w:val="single" w:color="A6A6A6" w:sz="4"/>
+              <w:left w:val="single" w:color="A6A6A6" w:sz="4"/>
+              <w:bottom w:val="single" w:color="A6A6A6" w:sz="4"/>
+              <w:right w:val="single" w:color="A6A6A6" w:sz="4"/>
+            </w:tcBorders>
+            <w:shd w:fill="F2F6FA" w:color="auto" w:val="clear"/>
+            <w:tcMar>
+              <w:top w:type="dxa" w:w="60"/>
+              <w:left w:type="dxa" w:w="100"/>
+              <w:bottom w:type="dxa" w:w="60"/>
+              <w:right w:type="dxa" w:w="100"/>
+            </w:tcMar>
+          </w:tcPr>
+          <w:p>
+            <w:pPr>
+              <w:jc w:val="left"/>
+            </w:pPr>
+          </w:p>
+        </w:tc>
+        <w:tc>
+          <w:tcPr>
+            <w:tcW w:type="dxa" w:w="2204"/>
+            <w:tcBorders>
+              <w:top w:val="single" w:color="A6A6A6" w:sz="4"/>
+              <w:left w:val="single" w:color="A6A6A6" w:sz="4"/>
+              <w:bottom w:val="single" w:color="A6A6A6" w:sz="4"/>
+              <w:right w:val="single" w:color="A6A6A6" w:sz="4"/>
+            </w:tcBorders>
+            <w:shd w:fill="F2F6FA" w:color="auto" w:val="clear"/>
             <w:tcMar>
               <w:top w:type="dxa" w:w="60"/>
               <w:left w:type="dxa" w:w="100"/>
@@ -17080,7 +17217,7 @@
                 <w:sz w:val="19"/>
                 <w:szCs w:val="19"/>
               </w:rPr>
-              <w:t xml:space="preserve">Rp14.525.000</w:t>
+              <w:t xml:space="preserve">Rp32.525.000</w:t>
             </w:r>
           </w:p>
         </w:tc>
@@ -17093,7 +17230,38 @@
     </w:p>
     <w:p>
       <w:pPr>
-        <w:spacing w:after="120"/>
+        <w:pStyle w:val="ListParagraph"/>
+        <w:numPr>
+          <w:ilvl w:val="0"/>
+          <w:numId w:val="2"/>
+        </w:numPr>
+        <w:spacing w:after="60"/>
+      </w:pPr>
+      <w:r>
+        <w:t xml:space="preserve">Angka bruto, sebelum pajak penghasilan. Pola ini berarti menjual 4 paket senilai Rp100.000.000 dalam 2 bulan, dan jumlah keluarga yang dibutuhkan berlipat setiap bulan, sehingga tidak dapat berlangsung terus.</w:t>
+      </w:r>
+    </w:p>
+    <w:p>
+      <w:pPr>
+        <w:pStyle w:val="ListParagraph"/>
+        <w:numPr>
+          <w:ilvl w:val="0"/>
+          <w:numId w:val="2"/>
+        </w:numPr>
+        <w:spacing w:after="60"/>
+      </w:pPr>
+      <w:r>
+        <w:t xml:space="preserve">Bila Mitra PLS Contoh menjual 1 paket per bulan selama 2 bulan, jumlahnya Rp12.525.000 tanpa Pool Aktif.</w:t>
+      </w:r>
+    </w:p>
+    <w:p>
+      <w:pPr>
+        <w:pStyle w:val="ListParagraph"/>
+        <w:numPr>
+          <w:ilvl w:val="0"/>
+          <w:numId w:val="2"/>
+        </w:numPr>
+        <w:spacing w:after="60"/>
       </w:pPr>
       <w:r>
         <w:t xml:space="preserve">Pemegang kursi utama tidak menerima Bonus Sponsor maupun Fast Start dari keluarganya. Ia memperoleh 1 pasangan (Rp150.000) dari kursi kedua dan ketiga, yang dibayar setelah ia aktif.</w:t>
@@ -18974,7 +19142,7 @@
                 <w:sz w:val="19"/>
                 <w:szCs w:val="19"/>
               </w:rPr>
-              <w:t xml:space="preserve">(Rp2.500.000 + 3 × (Rp1.000.000 + Rp100.000 + 5 × Rp150.000 × 1,90)) ÷ Rp22.522.523 + 4,5% + 5%</w:t>
+              <w:t xml:space="preserve">(Rp3.000.000 + 3 × (Rp1.000.000 + Rp100.000 + 5 × Rp150.000 × 1,90)) ÷ Rp22.522.523 + 4,5% + 5%</w:t>
             </w:r>
           </w:p>
         </w:tc>
@@ -19005,7 +19173,7 @@
                 <w:sz w:val="19"/>
                 <w:szCs w:val="19"/>
               </w:rPr>
-              <w:t xml:space="preserve">54,23%</w:t>
+              <w:t xml:space="preserve">56,45%</w:t>
             </w:r>
           </w:p>
         </w:tc>
@@ -20080,7 +20248,7 @@
                 <w:sz w:val="19"/>
                 <w:szCs w:val="19"/>
               </w:rPr>
-              <w:t xml:space="preserve">19,3%</w:t>
+              <w:t xml:space="preserve">20,3%</w:t>
             </w:r>
           </w:p>
         </w:tc>
@@ -20144,7 +20312,7 @@
                 <w:sz w:val="19"/>
                 <w:szCs w:val="19"/>
               </w:rPr>
-              <w:t xml:space="preserve">52,1%</w:t>
+              <w:t xml:space="preserve">51,6%</w:t>
             </w:r>
           </w:p>
         </w:tc>
@@ -20272,7 +20440,7 @@
                 <w:sz w:val="19"/>
                 <w:szCs w:val="19"/>
               </w:rPr>
-              <w:t xml:space="preserve">20,3%</w:t>
+              <w:t xml:space="preserve">21,8%</w:t>
             </w:r>
           </w:p>
         </w:tc>
@@ -20334,7 +20502,7 @@
                 <w:sz w:val="19"/>
                 <w:szCs w:val="19"/>
               </w:rPr>
-              <w:t xml:space="preserve">50,1%</w:t>
+              <w:t xml:space="preserve">49,2%</w:t>
             </w:r>
           </w:p>
         </w:tc>
@@ -25838,7 +26006,7 @@
                 <w:sz w:val="19"/>
                 <w:szCs w:val="19"/>
               </w:rPr>
-              <w:t xml:space="preserve">Bonus Sponsor Rp2.500.000 per paket + Fast Start per kursi</w:t>
+              <w:t xml:space="preserve">Bonus Sponsor Rp3.000.000 per paket + Fast Start per kursi</w:t>
             </w:r>
           </w:p>
         </w:tc>

--- a/docs/dokumen-resmi/Rencana_Pemasaran_Mitrans-Astra_v2.0_DRAF.docx
+++ b/docs/dokumen-resmi/Rencana_Pemasaran_Mitrans-Astra_v2.0_DRAF.docx
@@ -4548,7 +4548,7 @@
         <w:spacing w:after="60"/>
       </w:pPr>
       <w:r>
-        <w:t xml:space="preserve">Memiliki KTP elektronik yang masih berlaku. Satu Nomor Induk Kependudukan (NIK) hanya untuk satu akun Mitra PLS.</w:t>
+        <w:t xml:space="preserve">Memiliki KTP elektronik yang masih berlaku. Satu Nomor Induk Kependudukan (NIK) hanya untuk satu akun, baik Mitra PLS maupun Pelanggan. Sistem memeriksa bentuk NIK dan tanggal lahirnya, dan otomatis menolak NIK yang sudah terdaftar; keaslian NIK diverifikasi melalui layanan verifikasi identitas elektronik.</w:t>
       </w:r>
     </w:p>
     <w:p>
@@ -5953,7 +5953,7 @@
                 <w:sz w:val="19"/>
                 <w:szCs w:val="19"/>
               </w:rPr>
-              <w:t xml:space="preserve">Anak ditempatkan langsung di kaki kiri ayah dan ibu di kaki kanan ayah. Sponsor keduanya adalah ayah</w:t>
+              <w:t xml:space="preserve">Anak ditempatkan langsung di kaki kiri ayah dan ibu di kaki kanan ayah. Sponsor keduanya adalah ayah. Posisi ini dikunci saat pembelian sehingga tidak dapat terisi penempatan lain</w:t>
             </w:r>
           </w:p>
         </w:tc>
@@ -6182,6 +6182,201 @@
                 <w:sz w:val="19"/>
                 <w:szCs w:val="19"/>
               </w:rPr>
+              <w:t xml:space="preserve">Pendaftaran kursi kedua dan ketiga</w:t>
+            </w:r>
+          </w:p>
+        </w:tc>
+        <w:tc>
+          <w:tcPr>
+            <w:tcW w:type="dxa" w:w="7010"/>
+            <w:tcBorders>
+              <w:top w:val="single" w:color="A6A6A6" w:sz="4"/>
+              <w:left w:val="single" w:color="A6A6A6" w:sz="4"/>
+              <w:bottom w:val="single" w:color="A6A6A6" w:sz="4"/>
+              <w:right w:val="single" w:color="A6A6A6" w:sz="4"/>
+            </w:tcBorders>
+            <w:tcMar>
+              <w:top w:type="dxa" w:w="60"/>
+              <w:left w:type="dxa" w:w="100"/>
+              <w:bottom w:type="dxa" w:w="60"/>
+              <w:right w:type="dxa" w:w="100"/>
+            </w:tcMar>
+          </w:tcPr>
+          <w:p>
+            <w:pPr>
+              <w:jc w:val="left"/>
+            </w:pPr>
+            <w:r>
+              <w:rPr>
+                <w:b w:val="false"/>
+                <w:bCs w:val="false"/>
+                <w:sz w:val="19"/>
+                <w:szCs w:val="19"/>
+              </w:rPr>
+              <w:t xml:space="preserve">Saat membeli paket, kursi utama mendaftarkan nama dan NIK anak serta istri. Sistem menolak NIK yang tidak sah, sudah terdaftar pada akun mana pun, dipakai dua kali, atau milik orang di bawah 18 tahun (menurut tanggal lahir pada NIK)</w:t>
+            </w:r>
+          </w:p>
+        </w:tc>
+      </w:tr>
+      <w:tr>
+        <w:tc>
+          <w:tcPr>
+            <w:tcW w:type="dxa" w:w="2628"/>
+            <w:tcBorders>
+              <w:top w:val="single" w:color="A6A6A6" w:sz="4"/>
+              <w:left w:val="single" w:color="A6A6A6" w:sz="4"/>
+              <w:bottom w:val="single" w:color="A6A6A6" w:sz="4"/>
+              <w:right w:val="single" w:color="A6A6A6" w:sz="4"/>
+            </w:tcBorders>
+            <w:shd w:fill="F2F6FA" w:color="auto" w:val="clear"/>
+            <w:tcMar>
+              <w:top w:type="dxa" w:w="60"/>
+              <w:left w:type="dxa" w:w="100"/>
+              <w:bottom w:type="dxa" w:w="60"/>
+              <w:right w:type="dxa" w:w="100"/>
+            </w:tcMar>
+          </w:tcPr>
+          <w:p>
+            <w:pPr>
+              <w:jc w:val="left"/>
+            </w:pPr>
+            <w:r>
+              <w:rPr>
+                <w:b w:val="false"/>
+                <w:bCs w:val="false"/>
+                <w:sz w:val="19"/>
+                <w:szCs w:val="19"/>
+              </w:rPr>
+              <w:t xml:space="preserve">Verifikasi oleh anggota sendiri</w:t>
+            </w:r>
+          </w:p>
+        </w:tc>
+        <w:tc>
+          <w:tcPr>
+            <w:tcW w:type="dxa" w:w="7010"/>
+            <w:tcBorders>
+              <w:top w:val="single" w:color="A6A6A6" w:sz="4"/>
+              <w:left w:val="single" w:color="A6A6A6" w:sz="4"/>
+              <w:bottom w:val="single" w:color="A6A6A6" w:sz="4"/>
+              <w:right w:val="single" w:color="A6A6A6" w:sz="4"/>
+            </w:tcBorders>
+            <w:shd w:fill="F2F6FA" w:color="auto" w:val="clear"/>
+            <w:tcMar>
+              <w:top w:type="dxa" w:w="60"/>
+              <w:left w:type="dxa" w:w="100"/>
+              <w:bottom w:type="dxa" w:w="60"/>
+              <w:right w:type="dxa" w:w="100"/>
+            </w:tcMar>
+          </w:tcPr>
+          <w:p>
+            <w:pPr>
+              <w:jc w:val="left"/>
+            </w:pPr>
+            <w:r>
+              <w:rPr>
+                <w:b w:val="false"/>
+                <w:bCs w:val="false"/>
+                <w:sz w:val="19"/>
+                <w:szCs w:val="19"/>
+              </w:rPr>
+              <w:t xml:space="preserve">Kursi kedua dan ketiga baru aktif setelah anggota itu sendiri memverifikasi identitas dan menyetujui Rencana Pemasaran, Kode Etik, serta Syarat dan Ketentuan, paling lambat 30 hari sejak didaftarkan. Sebelum itu tidak ada volume, bonus, maupun tautan rujukan bagi kursi itu</w:t>
+            </w:r>
+          </w:p>
+        </w:tc>
+      </w:tr>
+      <w:tr>
+        <w:tc>
+          <w:tcPr>
+            <w:tcW w:type="dxa" w:w="2628"/>
+            <w:tcBorders>
+              <w:top w:val="single" w:color="A6A6A6" w:sz="4"/>
+              <w:left w:val="single" w:color="A6A6A6" w:sz="4"/>
+              <w:bottom w:val="single" w:color="A6A6A6" w:sz="4"/>
+              <w:right w:val="single" w:color="A6A6A6" w:sz="4"/>
+            </w:tcBorders>
+            <w:tcMar>
+              <w:top w:type="dxa" w:w="60"/>
+              <w:left w:type="dxa" w:w="100"/>
+              <w:bottom w:type="dxa" w:w="60"/>
+              <w:right w:type="dxa" w:w="100"/>
+            </w:tcMar>
+          </w:tcPr>
+          <w:p>
+            <w:pPr>
+              <w:jc w:val="left"/>
+            </w:pPr>
+            <w:r>
+              <w:rPr>
+                <w:b w:val="false"/>
+                <w:bCs w:val="false"/>
+                <w:sz w:val="19"/>
+                <w:szCs w:val="19"/>
+              </w:rPr>
+              <w:t xml:space="preserve">Penggantian anggota</w:t>
+            </w:r>
+          </w:p>
+        </w:tc>
+        <w:tc>
+          <w:tcPr>
+            <w:tcW w:type="dxa" w:w="7010"/>
+            <w:tcBorders>
+              <w:top w:val="single" w:color="A6A6A6" w:sz="4"/>
+              <w:left w:val="single" w:color="A6A6A6" w:sz="4"/>
+              <w:bottom w:val="single" w:color="A6A6A6" w:sz="4"/>
+              <w:right w:val="single" w:color="A6A6A6" w:sz="4"/>
+            </w:tcBorders>
+            <w:tcMar>
+              <w:top w:type="dxa" w:w="60"/>
+              <w:left w:type="dxa" w:w="100"/>
+              <w:bottom w:type="dxa" w:w="60"/>
+              <w:right w:type="dxa" w:w="100"/>
+            </w:tcMar>
+          </w:tcPr>
+          <w:p>
+            <w:pPr>
+              <w:jc w:val="left"/>
+            </w:pPr>
+            <w:r>
+              <w:rPr>
+                <w:b w:val="false"/>
+                <w:bCs w:val="false"/>
+                <w:sz w:val="19"/>
+                <w:szCs w:val="19"/>
+              </w:rPr>
+              <w:t xml:space="preserve">Anggota yang belum memverifikasi dapat diganti oleh kursi utama dengan anggota keluarga dewasa lain; NIK lama dilepas dan anggota baru mendapat batas 30 hari</w:t>
+            </w:r>
+          </w:p>
+        </w:tc>
+      </w:tr>
+      <w:tr>
+        <w:tc>
+          <w:tcPr>
+            <w:tcW w:type="dxa" w:w="2628"/>
+            <w:tcBorders>
+              <w:top w:val="single" w:color="A6A6A6" w:sz="4"/>
+              <w:left w:val="single" w:color="A6A6A6" w:sz="4"/>
+              <w:bottom w:val="single" w:color="A6A6A6" w:sz="4"/>
+              <w:right w:val="single" w:color="A6A6A6" w:sz="4"/>
+            </w:tcBorders>
+            <w:shd w:fill="F2F6FA" w:color="auto" w:val="clear"/>
+            <w:tcMar>
+              <w:top w:type="dxa" w:w="60"/>
+              <w:left w:type="dxa" w:w="100"/>
+              <w:bottom w:type="dxa" w:w="60"/>
+              <w:right w:type="dxa" w:w="100"/>
+            </w:tcMar>
+          </w:tcPr>
+          <w:p>
+            <w:pPr>
+              <w:jc w:val="left"/>
+            </w:pPr>
+            <w:r>
+              <w:rPr>
+                <w:b w:val="false"/>
+                <w:bCs w:val="false"/>
+                <w:sz w:val="19"/>
+                <w:szCs w:val="19"/>
+              </w:rPr>
               <w:t xml:space="preserve">Bonus dari pembelian paket</w:t>
             </w:r>
           </w:p>
@@ -6195,6 +6390,7 @@
               <w:bottom w:val="single" w:color="A6A6A6" w:sz="4"/>
               <w:right w:val="single" w:color="A6A6A6" w:sz="4"/>
             </w:tcBorders>
+            <w:shd w:fill="F2F6FA" w:color="auto" w:val="clear"/>
             <w:tcMar>
               <w:top w:type="dxa" w:w="60"/>
               <w:left w:type="dxa" w:w="100"/>
@@ -8616,7 +8812,7 @@
                 <w:sz w:val="19"/>
                 <w:szCs w:val="19"/>
               </w:rPr>
-              <w:t xml:space="preserve">Ketiga kursi tercatat sebagai penjualan baru pribadinya</w:t>
+              <w:t xml:space="preserve">Bagian kursi utama timbul saat pembelian; bagian kursi kedua dan ketiga timbul saat kursi itu diverifikasi. Fast Start dinilai dari tanggal pembelian paket. Setiap kursi tercatat sebagai penjualan baru pribadinya</w:t>
             </w:r>
           </w:p>
         </w:tc>

--- a/docs/dokumen-resmi/Rencana_Pemasaran_Mitrans-Astra_v2.0_DRAF.docx
+++ b/docs/dokumen-resmi/Rencana_Pemasaran_Mitrans-Astra_v2.0_DRAF.docx
@@ -6377,6 +6377,71 @@
                 <w:sz w:val="19"/>
                 <w:szCs w:val="19"/>
               </w:rPr>
+              <w:t xml:space="preserve">Pengembalian paket</w:t>
+            </w:r>
+          </w:p>
+        </w:tc>
+        <w:tc>
+          <w:tcPr>
+            <w:tcW w:type="dxa" w:w="7010"/>
+            <w:tcBorders>
+              <w:top w:val="single" w:color="A6A6A6" w:sz="4"/>
+              <w:left w:val="single" w:color="A6A6A6" w:sz="4"/>
+              <w:bottom w:val="single" w:color="A6A6A6" w:sz="4"/>
+              <w:right w:val="single" w:color="A6A6A6" w:sz="4"/>
+            </w:tcBorders>
+            <w:shd w:fill="F2F6FA" w:color="auto" w:val="clear"/>
+            <w:tcMar>
+              <w:top w:type="dxa" w:w="60"/>
+              <w:left w:type="dxa" w:w="100"/>
+              <w:bottom w:type="dxa" w:w="60"/>
+              <w:right w:type="dxa" w:w="100"/>
+            </w:tcMar>
+          </w:tcPr>
+          <w:p>
+            <w:pPr>
+              <w:jc w:val="left"/>
+            </w:pPr>
+            <w:r>
+              <w:rPr>
+                <w:b w:val="false"/>
+                <w:bCs w:val="false"/>
+                <w:sz w:val="19"/>
+                <w:szCs w:val="19"/>
+              </w:rPr>
+              <w:t xml:space="preserve">Paket dikembalikan utuh (3 kursi). Masa pertimbangan 10 hari kerja sejak pembelian paket: kursi belum aktif kembali penuh, kursi aktif dipotong akses terpakai (harian dari Rp399.000 per bulan). Produk tidak sesuai yang diperjanjikan, 7 hari kerja sejak pembelian: kembali penuh. Semua komisi dan bonus dari paket ditarik; kursi yang belum diverifikasi dihapus dan NIK-nya dilepas; anggota yang sudah verifikasi tetap Mitra PLS tanpa Lisensi</w:t>
+            </w:r>
+          </w:p>
+        </w:tc>
+      </w:tr>
+      <w:tr>
+        <w:tc>
+          <w:tcPr>
+            <w:tcW w:type="dxa" w:w="2628"/>
+            <w:tcBorders>
+              <w:top w:val="single" w:color="A6A6A6" w:sz="4"/>
+              <w:left w:val="single" w:color="A6A6A6" w:sz="4"/>
+              <w:bottom w:val="single" w:color="A6A6A6" w:sz="4"/>
+              <w:right w:val="single" w:color="A6A6A6" w:sz="4"/>
+            </w:tcBorders>
+            <w:tcMar>
+              <w:top w:type="dxa" w:w="60"/>
+              <w:left w:type="dxa" w:w="100"/>
+              <w:bottom w:type="dxa" w:w="60"/>
+              <w:right w:type="dxa" w:w="100"/>
+            </w:tcMar>
+          </w:tcPr>
+          <w:p>
+            <w:pPr>
+              <w:jc w:val="left"/>
+            </w:pPr>
+            <w:r>
+              <w:rPr>
+                <w:b w:val="false"/>
+                <w:bCs w:val="false"/>
+                <w:sz w:val="19"/>
+                <w:szCs w:val="19"/>
+              </w:rPr>
               <w:t xml:space="preserve">Bonus dari pembelian paket</w:t>
             </w:r>
           </w:p>
@@ -6390,7 +6455,6 @@
               <w:bottom w:val="single" w:color="A6A6A6" w:sz="4"/>
               <w:right w:val="single" w:color="A6A6A6" w:sz="4"/>
             </w:tcBorders>
-            <w:shd w:fill="F2F6FA" w:color="auto" w:val="clear"/>
             <w:tcMar>
               <w:top w:type="dxa" w:w="60"/>
               <w:left w:type="dxa" w:w="100"/>
@@ -21769,7 +21833,7 @@
         <w:spacing w:after="60"/>
       </w:pPr>
       <w:r>
-        <w:t xml:space="preserve">Masa pertimbangan 10 hari kerja bagi Mitra PLS baru. Lisensi yang dibeli dalam masa itu dan belum diaktifkan dikembalikan dananya 100%. Bila sudah diaktifkan, pengembalian dana dikurangi nilai akses yang sudah dipakai, dihitung harian dari Rp399.000 per bulan per kursi.</w:t>
+        <w:t xml:space="preserve">Masa pertimbangan 10 hari kerja bagi Mitra PLS baru. Lisensi yang dibeli dalam masa itu dan belum diaktifkan dikembalikan dananya 100%. Bila sudah diaktifkan, pengembalian dana dikurangi nilai akses yang sudah dipakai, dihitung harian dari Rp399.000 per bulan per kursi. Untuk Lisensi Atlas Family, masa pertimbangan 10 hari kerja dihitung sejak pembelian paket (bagian 5.6).</w:t>
       </w:r>
     </w:p>
     <w:p>

--- a/docs/dokumen-resmi/Rencana_Pemasaran_Mitrans-Astra_v2.0_DRAF.docx
+++ b/docs/dokumen-resmi/Rencana_Pemasaran_Mitrans-Astra_v2.0_DRAF.docx
@@ -7654,7 +7654,7 @@
                 <w:sz w:val="19"/>
                 <w:szCs w:val="19"/>
               </w:rPr>
-              <w:t xml:space="preserve">Persentase Bonus Pasangan Mitra PLS yang disponsori: generasi 1–3 masing-masing 25%, generasi 4–6 masing-masing 5%</w:t>
+              <w:t xml:space="preserve">Persentase Bonus Pasangan yang benar-benar dibayar kepada Mitra PLS yang disponsori: generasi 1–3 masing-masing 25%, generasi 4–6 masing-masing 5%. Bonus Pasangan yang ditahan atau hangus tidak menimbulkan Bonus Pembinaan</w:t>
             </w:r>
           </w:p>
         </w:tc>
@@ -17077,7 +17077,7 @@
                 <w:sz w:val="19"/>
                 <w:szCs w:val="19"/>
               </w:rPr>
-              <w:t xml:space="preserve">25% × Bonus Pasangan generasi 1–3</w:t>
+              <w:t xml:space="preserve">25% × Bonus Pasangan generasi 1–3 yang sudah dibayar</w:t>
             </w:r>
           </w:p>
         </w:tc>
@@ -17109,7 +17109,7 @@
                 <w:sz w:val="19"/>
                 <w:szCs w:val="19"/>
               </w:rPr>
-              <w:t xml:space="preserve">Rp525.000</w:t>
+              <w:t xml:space="preserve">Rp300.000</w:t>
             </w:r>
           </w:p>
         </w:tc>
@@ -17293,7 +17293,7 @@
                 <w:sz w:val="19"/>
                 <w:szCs w:val="19"/>
               </w:rPr>
-              <w:t xml:space="preserve">Rp26.525.000</w:t>
+              <w:t xml:space="preserve">Rp26.300.000</w:t>
             </w:r>
           </w:p>
         </w:tc>
@@ -17477,7 +17477,7 @@
                 <w:sz w:val="19"/>
                 <w:szCs w:val="19"/>
               </w:rPr>
-              <w:t xml:space="preserve">Rp32.525.000</w:t>
+              <w:t xml:space="preserve">Rp32.300.000</w:t>
             </w:r>
           </w:p>
         </w:tc>
@@ -25817,7 +25817,7 @@
         <w:spacing w:after="120"/>
       </w:pPr>
       <w:r>
-        <w:t xml:space="preserve">Bonus Pembinaan hanya dibayar bila Mitra PLS penerima aktif pada bulan itu. Bila tidak, bonus ditahan sesuai bagian 9.3.</w:t>
+        <w:t xml:space="preserve">Bonus Pembinaan timbul pada tutup bulan saat Bonus Pasangan generasi itu benar-benar dibayar; Bonus Pasangan yang ditahan memberi Pembinaan saat dilepas, dan yang hangus tidak memberi Pembinaan. Bonus Pembinaan hanya dibayar bila Mitra PLS penerima aktif pada bulan itu; bila tidak, bonus ditahan sesuai bagian 9.3.</w:t>
       </w:r>
     </w:p>
     <w:p>
